--- a/word_reports/LP_0273_위치_207_Paul Simon_Greatest Hits,.docx
+++ b/word_reports/LP_0273_위치_207_Paul Simon_Greatest Hits,.docx
@@ -4,7 +4,7 @@
   <w:body>
     <w:p>
       <w:pPr>
-        <w:spacing w:after="280"/>
+        <w:spacing w:after="80"/>
       </w:pPr>
       <w:r>
         <w:rPr w:rFonts="맑은 고딕">
@@ -13,94 +13,47 @@
           <w:color w:val="1E3A8A"/>
           <w:sz w:val="30"/>
         </w:rPr>
-        <w:t>[207] Paul Simon - Greatest Hits, Etc.</w:t>
+        <w:t>Paul Simon (폴 사이먼) - Greatest Hits, Etc.</w:t>
       </w:r>
     </w:p>
     <w:p>
       <w:pPr>
-        <w:spacing w:after="320"/>
+        <w:spacing w:after="240"/>
       </w:pPr>
       <w:r>
         <w:rPr w:rFonts="맑은 고딕">
           <w:rFonts w:ascii="맑은 고딕" w:hAnsi="맑은 고딕" w:eastAsia="맑은 고딕"/>
           <w:b/>
-          <w:sz w:val="20"/>
+          <w:color w:val="4B5563"/>
+          <w:sz w:val="22"/>
         </w:rPr>
-        <w:t>■ 위치 : 207</w:t>
-        <w:br/>
-      </w:r>
-      <w:r>
-        <w:rPr w:rFonts="맑은 고딕">
-          <w:rFonts w:ascii="맑은 고딕" w:hAnsi="맑은 고딕" w:eastAsia="맑은 고딕"/>
-          <w:b/>
-          <w:sz w:val="20"/>
-        </w:rPr>
-        <w:t>■ 아티스트 : Paul Simon</w:t>
-        <w:br/>
-      </w:r>
-      <w:r>
-        <w:rPr w:rFonts="맑은 고딕">
-          <w:rFonts w:ascii="맑은 고딕" w:hAnsi="맑은 고딕" w:eastAsia="맑은 고딕"/>
-          <w:b/>
-          <w:sz w:val="20"/>
-        </w:rPr>
-        <w:t>■ 앨범명 : Greatest Hits, Etc.</w:t>
-        <w:br/>
-      </w:r>
-      <w:r>
-        <w:rPr w:rFonts="맑은 고딕">
-          <w:rFonts w:ascii="맑은 고딕" w:hAnsi="맑은 고딕" w:eastAsia="맑은 고딕"/>
-          <w:b w:val="0"/>
-          <w:sz w:val="20"/>
-        </w:rPr>
-        <w:t>■ 음반 레이블 : Columbia Records</w:t>
-        <w:br/>
-      </w:r>
-      <w:r>
-        <w:rPr w:rFonts="맑은 고딕">
-          <w:rFonts w:ascii="맑은 고딕" w:hAnsi="맑은 고딕" w:eastAsia="맑은 고딕"/>
-          <w:b w:val="0"/>
-          <w:sz w:val="20"/>
-        </w:rPr>
-        <w:t>■ 발매년도 : 1977</w:t>
-        <w:br/>
-      </w:r>
-      <w:r>
-        <w:rPr w:rFonts="맑은 고딕">
-          <w:rFonts w:ascii="맑은 고딕" w:hAnsi="맑은 고딕" w:eastAsia="맑은 고딕"/>
-          <w:b w:val="0"/>
-          <w:sz w:val="20"/>
-        </w:rPr>
-        <w:t>■ 장르 : 포크 록 (Folk Rock), 팝 록 (Pop Rock), 싱어송라이터 (Singer-Songwriter)</w:t>
-        <w:br/>
-      </w:r>
-      <w:r>
-        <w:rPr w:rFonts="맑은 고딕">
-          <w:rFonts w:ascii="맑은 고딕" w:hAnsi="맑은 고딕" w:eastAsia="맑은 고딕"/>
-          <w:b w:val="0"/>
-          <w:sz w:val="20"/>
-        </w:rPr>
-        <w:t>■ 주요 수록곡 : Slip Slidin' Away, 50 Ways to Leave Your Lover, Kodachrome, Loves Me Like a Rock, Mother and Child Reunion, Still Crazy After All These Years</w:t>
-        <w:br/>
+        <w:t>위치 :  207</w:t>
       </w:r>
     </w:p>
     <w:p>
       <w:pPr>
-        <w:spacing w:after="160"/>
+        <w:spacing w:line="324" w:lineRule="auto" w:before="80" w:after="160"/>
       </w:pPr>
       <w:r>
         <w:rPr w:rFonts="맑은 고딕">
           <w:rFonts w:ascii="맑은 고딕" w:hAnsi="맑은 고딕" w:eastAsia="맑은 고딕"/>
           <w:b/>
           <w:color w:val="1F2937"/>
-          <w:sz w:val="24"/>
+          <w:sz w:val="22"/>
         </w:rPr>
-        <w:t>■ 음반 해설 및 감상 가이드</w:t>
+        <w:t xml:space="preserve">[음반 소개] </w:t>
+      </w:r>
+      <w:r>
+        <w:rPr w:rFonts="맑은 고딕">
+          <w:rFonts w:ascii="맑은 고딕" w:hAnsi="맑은 고딕" w:eastAsia="맑은 고딕"/>
+          <w:b w:val="0"/>
+          <w:sz w:val="21"/>
+        </w:rPr>
       </w:r>
     </w:p>
     <w:p>
       <w:pPr>
-        <w:spacing w:line="312" w:lineRule="auto" w:after="120"/>
+        <w:spacing w:line="324" w:lineRule="auto" w:after="120"/>
       </w:pPr>
       <w:r>
         <w:rPr w:rFonts="맑은 고딕">
@@ -108,51 +61,516 @@
           <w:b w:val="0"/>
           <w:sz w:val="21"/>
         </w:rPr>
-        <w:t>전설적인 포크 듀오 사이먼 앤 가펑클(Simon &amp; Garfunkel)의 해산 이후, 홀로서기에 완벽하게 성공한 폴 사이먼(Paul Simon)의 1970년대 솔로 황금기를 집대성한 첫 번째 공식 베스트 음반입니다. 1977년에 발매된 이 앨범은 단순한 히트곡 모음집을 넘어, 그의 독창적인 음악적 지평과 시인과도 같은 지적인 서사를 한눈에 조망할 수 있는 정수(精髓)라 할 수 있습니다. 앨범명에 붙은 'Etc.'가 암시하듯 기존의 대표곡들 외에 미발표 신곡이 함께 수록되어 음반의 가치를 한층 더 높였습니다.</w:t>
+        <w:t>폴 사이먼의 솔로 커리어 황금기였던 1970년대를 아우르며 지적이고 서정적인 포크 록의 정수를 담아낸 기념비적인 컬렉션입니다. 사이먼 앤 가펑클의 거대한 그늘에서 벗어나 독자적인 음악적 영토를 구축한 그의 날카로운 통찰과 유려한 멜로디가 한 편의 시처럼 깃들어 있습니다. 일상의 고독과 삶의 번민을 담담한 시선으로 어루만지는 이 음반은, 시대를 초월하여 방황하는 현대인의 마음에 깊고 따스한 울림을 전합니다.</w:t>
       </w:r>
     </w:p>
     <w:p>
       <w:pPr>
-        <w:spacing w:line="312" w:lineRule="auto" w:after="120"/>
+        <w:spacing w:line="324" w:lineRule="auto" w:before="200" w:after="80"/>
       </w:pPr>
+      <w:r>
+        <w:rPr w:rFonts="맑은 고딕">
+          <w:rFonts w:ascii="맑은 고딕" w:hAnsi="맑은 고딕" w:eastAsia="맑은 고딕"/>
+          <w:b/>
+          <w:color w:val="1E3A8A"/>
+          <w:sz w:val="24"/>
+        </w:rPr>
+        <w:t>1. 음반 데이터</w:t>
+      </w:r>
+    </w:p>
+    <w:p>
+      <w:pPr>
+        <w:spacing w:line="324" w:lineRule="auto" w:after="80"/>
+      </w:pPr>
+      <w:r>
+        <w:rPr w:rFonts="맑은 고딕">
+          <w:rFonts w:ascii="맑은 고딕" w:hAnsi="맑은 고딕" w:eastAsia="맑은 고딕"/>
+          <w:b w:val="0"/>
+          <w:color w:val="6B7280"/>
+          <w:sz w:val="21"/>
+        </w:rPr>
+        <w:t xml:space="preserve">· </w:t>
+      </w:r>
+      <w:r>
+        <w:rPr w:rFonts="맑은 고딕">
+          <w:rFonts w:ascii="맑은 고딕" w:hAnsi="맑은 고딕" w:eastAsia="맑은 고딕"/>
+          <w:b/>
+          <w:color w:val="1F2937"/>
+          <w:sz w:val="21"/>
+        </w:rPr>
+        <w:t xml:space="preserve">앨범명: </w:t>
+      </w:r>
       <w:r>
         <w:rPr w:rFonts="맑은 고딕">
           <w:rFonts w:ascii="맑은 고딕" w:hAnsi="맑은 고딕" w:eastAsia="맑은 고딕"/>
           <w:b w:val="0"/>
           <w:sz w:val="21"/>
         </w:rPr>
-        <w:t>폴 사이먼은 이 음반에 수록된 곡들을 통해 포크 록의 테두리를 넘어 고스펠, 라틴 비트, 재즈적 화성 등 다채로운 장르를 유연하게 융합하는 거장의 면모를 보여줍니다. 지적이면서도 섬세한 그 특유의 보컬은 과장된 기교 없이도 깊은 울림을 전하며, 정교하게 세공된 어쿠스틱 기타 연주와 당대 최고 세션 뮤지션들의 탁월한 인터플레이는 LP의 따뜻한 아날로그 질감과 만나 더욱 빛을 발합니다.</w:t>
+        <w:t>Greatest Hits, Etc.</w:t>
       </w:r>
     </w:p>
     <w:p>
       <w:pPr>
-        <w:spacing w:line="312" w:lineRule="auto" w:after="120"/>
+        <w:spacing w:line="324" w:lineRule="auto" w:after="80"/>
       </w:pPr>
+      <w:r>
+        <w:rPr w:rFonts="맑은 고딕">
+          <w:rFonts w:ascii="맑은 고딕" w:hAnsi="맑은 고딕" w:eastAsia="맑은 고딕"/>
+          <w:b w:val="0"/>
+          <w:color w:val="6B7280"/>
+          <w:sz w:val="21"/>
+        </w:rPr>
+        <w:t xml:space="preserve">· </w:t>
+      </w:r>
+      <w:r>
+        <w:rPr w:rFonts="맑은 고딕">
+          <w:rFonts w:ascii="맑은 고딕" w:hAnsi="맑은 고딕" w:eastAsia="맑은 고딕"/>
+          <w:b/>
+          <w:color w:val="1F2937"/>
+          <w:sz w:val="21"/>
+        </w:rPr>
+        <w:t xml:space="preserve">아티스트: </w:t>
+      </w:r>
       <w:r>
         <w:rPr w:rFonts="맑은 고딕">
           <w:rFonts w:ascii="맑은 고딕" w:hAnsi="맑은 고딕" w:eastAsia="맑은 고딕"/>
           <w:b w:val="0"/>
           <w:sz w:val="21"/>
         </w:rPr>
-        <w:t>특히 본 음반을 위해 새롭게 녹음되어 빌보드 싱글 차트 5위에 오른 "Slip Slidin' Away"는 삶의 불확실성과 덧없음을 특유의 담담한 어조로 노래한 명곡으로, 이 앨범이 지닌 가장 큰 보석입니다. 또한 유쾌한 군악대풍 드럼 리듬과 재치 있는 가사가 돋보이는 빌보드 1위곡 "50 Ways to Leave Your Lover", 생동감 넘치는 팝의 감성을 담은 "Kodachrome", 그리고 신나는 고스펠 풍의 "Loves Me Like a Rock" 등은 솔로 아티스트로서 그가 보여준 창작 스펙트럼의 넓이를 유감없이 드러냅니다.</w:t>
+        <w:t>Paul Simon (폴 사이먼)</w:t>
       </w:r>
     </w:p>
     <w:p>
       <w:pPr>
-        <w:spacing w:line="312" w:lineRule="auto" w:after="120"/>
+        <w:spacing w:line="324" w:lineRule="auto" w:after="80"/>
       </w:pPr>
+      <w:r>
+        <w:rPr w:rFonts="맑은 고딕">
+          <w:rFonts w:ascii="맑은 고딕" w:hAnsi="맑은 고딕" w:eastAsia="맑은 고딕"/>
+          <w:b w:val="0"/>
+          <w:color w:val="6B7280"/>
+          <w:sz w:val="21"/>
+        </w:rPr>
+        <w:t xml:space="preserve">· </w:t>
+      </w:r>
+      <w:r>
+        <w:rPr w:rFonts="맑은 고딕">
+          <w:rFonts w:ascii="맑은 고딕" w:hAnsi="맑은 고딕" w:eastAsia="맑은 고딕"/>
+          <w:b/>
+          <w:color w:val="1F2937"/>
+          <w:sz w:val="21"/>
+        </w:rPr>
+        <w:t xml:space="preserve">발매 정보: </w:t>
+      </w:r>
       <w:r>
         <w:rPr w:rFonts="맑은 고딕">
           <w:rFonts w:ascii="맑은 고딕" w:hAnsi="맑은 고딕" w:eastAsia="맑은 고딕"/>
           <w:b w:val="0"/>
           <w:sz w:val="21"/>
         </w:rPr>
-        <w:t>《Greatest Hits, Etc.》는 팝 음악사에서 가장 위대한 싱어송라이터 중 한 명인 폴 사이먼의 정서적, 음악적 성숙을 단 한 장의 LP로 경험할 수 있는 명반입니다. 턴테이블의 바늘이 LP의 그루브를 지나며 흘러나오는 아날로그 사운드는 그의 정교한 편곡과 밀도 높은 노랫말을 더욱 생생하게 귓가에 전달해 줍니다. 70년대 어쿠스틱 팝이 도달했던 품격 높은 미학을 선사하는 클래식 음반입니다.</w:t>
+        <w:t>1977년 11월 컬럼비아 레코드(Columbia Records)를 통해 발매된 폴 사이먼의 첫 번째 공식 솔로 베스트 음반입니다. 1972년부터 1975년까지 발표했던 초기 명작들의 핵심 곡들과 더불어, 미발표 신곡이었던 걸작 'Slip Slidin' Away'와 'Stranded in a Limousine'을 함께 수록하여 컴필레이션 앨범 이상의 완결성을 구현했습니다.</w:t>
+      </w:r>
+    </w:p>
+    <w:p>
+      <w:pPr>
+        <w:spacing w:line="324" w:lineRule="auto" w:after="80"/>
+      </w:pPr>
+      <w:r>
+        <w:rPr w:rFonts="맑은 고딕">
+          <w:rFonts w:ascii="맑은 고딕" w:hAnsi="맑은 고딕" w:eastAsia="맑은 고딕"/>
+          <w:b w:val="0"/>
+          <w:color w:val="6B7280"/>
+          <w:sz w:val="21"/>
+        </w:rPr>
+        <w:t xml:space="preserve">· </w:t>
+      </w:r>
+      <w:r>
+        <w:rPr w:rFonts="맑은 고딕">
+          <w:rFonts w:ascii="맑은 고딕" w:hAnsi="맑은 고딕" w:eastAsia="맑은 고딕"/>
+          <w:b/>
+          <w:color w:val="1F2937"/>
+          <w:sz w:val="21"/>
+        </w:rPr>
+        <w:t xml:space="preserve">LP 인기도(판매량): </w:t>
+      </w:r>
+      <w:r>
+        <w:rPr w:rFonts="맑은 고딕">
+          <w:rFonts w:ascii="맑은 고딕" w:hAnsi="맑은 고딕" w:eastAsia="맑은 고딕"/>
+          <w:b w:val="0"/>
+          <w:sz w:val="21"/>
+        </w:rPr>
+        <w:t>발매 직후 미국 빌보드 200 차트 18위에 오르고 미국음반산업협회(RIAA) 플래티넘(100만 장 이상 판매) 인증을 획득했으며, 영국 앨범 차트에서도 3위를 기록하며 상업적으로 큰 성공을 거두었습니다. 특히 신곡 'Slip Slidin' Away'는 빌보드 핫 100 5위에 오르며 앨범의 인기를 뜨겁게 견인했습니다.</w:t>
+      </w:r>
+    </w:p>
+    <w:p>
+      <w:pPr>
+        <w:spacing w:line="324" w:lineRule="auto" w:after="80"/>
+      </w:pPr>
+      <w:r>
+        <w:rPr w:rFonts="맑은 고딕">
+          <w:rFonts w:ascii="맑은 고딕" w:hAnsi="맑은 고딕" w:eastAsia="맑은 고딕"/>
+          <w:b w:val="0"/>
+          <w:color w:val="6B7280"/>
+          <w:sz w:val="21"/>
+        </w:rPr>
+        <w:t xml:space="preserve">· </w:t>
+      </w:r>
+      <w:r>
+        <w:rPr w:rFonts="맑은 고딕">
+          <w:rFonts w:ascii="맑은 고딕" w:hAnsi="맑은 고딕" w:eastAsia="맑은 고딕"/>
+          <w:b/>
+          <w:color w:val="1F2937"/>
+          <w:sz w:val="21"/>
+        </w:rPr>
+        <w:t xml:space="preserve">각종 수상경력: </w:t>
+      </w:r>
+      <w:r>
+        <w:rPr w:rFonts="맑은 고딕">
+          <w:rFonts w:ascii="맑은 고딕" w:hAnsi="맑은 고딕" w:eastAsia="맑은 고딕"/>
+          <w:b w:val="0"/>
+          <w:sz w:val="21"/>
+        </w:rPr>
+        <w:t>수록곡들의 모태가 된 정규 앨범 《Still Crazy After All These Years》를 통해 그래미 어워드 '올해의 앨범(Album of the Year)'과 '최우수 남성 팝 보컬'을 수상하는 등, 당대 최고 권위의 찬사를 독차지했던 그의 음악적 전성기가 오롯이 집약되어 있습니다.</w:t>
+      </w:r>
+    </w:p>
+    <w:p>
+      <w:pPr>
+        <w:spacing w:line="324" w:lineRule="auto" w:before="200" w:after="80"/>
+      </w:pPr>
+      <w:r>
+        <w:rPr w:rFonts="맑은 고딕">
+          <w:rFonts w:ascii="맑은 고딕" w:hAnsi="맑은 고딕" w:eastAsia="맑은 고딕"/>
+          <w:b/>
+          <w:color w:val="1E3A8A"/>
+          <w:sz w:val="24"/>
+        </w:rPr>
+        <w:t>2. 아티스트 정보</w:t>
+      </w:r>
+    </w:p>
+    <w:p>
+      <w:pPr>
+        <w:spacing w:line="324" w:lineRule="auto" w:after="80"/>
+      </w:pPr>
+      <w:r>
+        <w:rPr w:rFonts="맑은 고딕">
+          <w:rFonts w:ascii="맑은 고딕" w:hAnsi="맑은 고딕" w:eastAsia="맑은 고딕"/>
+          <w:b w:val="0"/>
+          <w:color w:val="6B7280"/>
+          <w:sz w:val="21"/>
+        </w:rPr>
+        <w:t xml:space="preserve">· </w:t>
+      </w:r>
+      <w:r>
+        <w:rPr w:rFonts="맑은 고딕">
+          <w:rFonts w:ascii="맑은 고딕" w:hAnsi="맑은 고딕" w:eastAsia="맑은 고딕"/>
+          <w:b/>
+          <w:color w:val="1F2937"/>
+          <w:sz w:val="21"/>
+        </w:rPr>
+        <w:t xml:space="preserve">국적: </w:t>
+      </w:r>
+      <w:r>
+        <w:rPr w:rFonts="맑은 고딕">
+          <w:rFonts w:ascii="맑은 고딕" w:hAnsi="맑은 고딕" w:eastAsia="맑은 고딕"/>
+          <w:b w:val="0"/>
+          <w:sz w:val="21"/>
+        </w:rPr>
+        <w:t>미국</w:t>
+      </w:r>
+    </w:p>
+    <w:p>
+      <w:pPr>
+        <w:spacing w:line="324" w:lineRule="auto" w:after="80"/>
+      </w:pPr>
+      <w:r>
+        <w:rPr w:rFonts="맑은 고딕">
+          <w:rFonts w:ascii="맑은 고딕" w:hAnsi="맑은 고딕" w:eastAsia="맑은 고딕"/>
+          <w:b w:val="0"/>
+          <w:color w:val="6B7280"/>
+          <w:sz w:val="21"/>
+        </w:rPr>
+        <w:t xml:space="preserve">· </w:t>
+      </w:r>
+      <w:r>
+        <w:rPr w:rFonts="맑은 고딕">
+          <w:rFonts w:ascii="맑은 고딕" w:hAnsi="맑은 고딕" w:eastAsia="맑은 고딕"/>
+          <w:b/>
+          <w:color w:val="1F2937"/>
+          <w:sz w:val="21"/>
+        </w:rPr>
+        <w:t xml:space="preserve">생몰년도: </w:t>
+      </w:r>
+      <w:r>
+        <w:rPr w:rFonts="맑은 고딕">
+          <w:rFonts w:ascii="맑은 고딕" w:hAnsi="맑은 고딕" w:eastAsia="맑은 고딕"/>
+          <w:b w:val="0"/>
+          <w:sz w:val="21"/>
+        </w:rPr>
+        <w:t>1941년 10월 13일 ~ 현재</w:t>
+      </w:r>
+    </w:p>
+    <w:p>
+      <w:pPr>
+        <w:spacing w:line="324" w:lineRule="auto" w:after="80"/>
+      </w:pPr>
+      <w:r>
+        <w:rPr w:rFonts="맑은 고딕">
+          <w:rFonts w:ascii="맑은 고딕" w:hAnsi="맑은 고딕" w:eastAsia="맑은 고딕"/>
+          <w:b w:val="0"/>
+          <w:color w:val="6B7280"/>
+          <w:sz w:val="21"/>
+        </w:rPr>
+        <w:t xml:space="preserve">· </w:t>
+      </w:r>
+      <w:r>
+        <w:rPr w:rFonts="맑은 고딕">
+          <w:rFonts w:ascii="맑은 고딕" w:hAnsi="맑은 고딕" w:eastAsia="맑은 고딕"/>
+          <w:b/>
+          <w:color w:val="1F2937"/>
+          <w:sz w:val="21"/>
+        </w:rPr>
+        <w:t xml:space="preserve">그룹 소속: </w:t>
+      </w:r>
+      <w:r>
+        <w:rPr w:rFonts="맑은 고딕">
+          <w:rFonts w:ascii="맑은 고딕" w:hAnsi="맑은 고딕" w:eastAsia="맑은 고딕"/>
+          <w:b w:val="0"/>
+          <w:sz w:val="21"/>
+        </w:rPr>
+        <w:t>솔로 (전 Simon &amp; Garfunkel)</w:t>
+      </w:r>
+    </w:p>
+    <w:p>
+      <w:pPr>
+        <w:spacing w:line="324" w:lineRule="auto" w:after="80"/>
+      </w:pPr>
+      <w:r>
+        <w:rPr w:rFonts="맑은 고딕">
+          <w:rFonts w:ascii="맑은 고딕" w:hAnsi="맑은 고딕" w:eastAsia="맑은 고딕"/>
+          <w:b w:val="0"/>
+          <w:color w:val="6B7280"/>
+          <w:sz w:val="21"/>
+        </w:rPr>
+        <w:t xml:space="preserve">· </w:t>
+      </w:r>
+      <w:r>
+        <w:rPr w:rFonts="맑은 고딕">
+          <w:rFonts w:ascii="맑은 고딕" w:hAnsi="맑은 고딕" w:eastAsia="맑은 고딕"/>
+          <w:b/>
+          <w:color w:val="1F2937"/>
+          <w:sz w:val="21"/>
+        </w:rPr>
+        <w:t xml:space="preserve">아티스트 소개: </w:t>
+      </w:r>
+      <w:r>
+        <w:rPr w:rFonts="맑은 고딕">
+          <w:rFonts w:ascii="맑은 고딕" w:hAnsi="맑은 고딕" w:eastAsia="맑은 고딕"/>
+          <w:b w:val="0"/>
+          <w:sz w:val="21"/>
+        </w:rPr>
+        <w:t>폴 사이먼은 20세기 대중음악사에서 가장 지적인 음유시인이자 리듬과 화성의 경계를 자유로이 넘나든 위대한 거장입니다. 섬세한 포크 음악의 뼈대 위에 재즈, 가스펠, 월드뮤직의 요소를 감각적으로 직조하여 대중음악을 순수 문학의 반열로 끌어올린 독보적인 싱어송라이터입니다.</w:t>
+      </w:r>
+    </w:p>
+    <w:p>
+      <w:pPr>
+        <w:spacing w:line="324" w:lineRule="auto" w:before="200" w:after="80"/>
+      </w:pPr>
+      <w:r>
+        <w:rPr w:rFonts="맑은 고딕">
+          <w:rFonts w:ascii="맑은 고딕" w:hAnsi="맑은 고딕" w:eastAsia="맑은 고딕"/>
+          <w:b/>
+          <w:color w:val="1E3A8A"/>
+          <w:sz w:val="24"/>
+        </w:rPr>
+        <w:t>3. 음반 상세 분석</w:t>
+      </w:r>
+    </w:p>
+    <w:p>
+      <w:pPr>
+        <w:spacing w:line="324" w:lineRule="auto" w:after="80"/>
+      </w:pPr>
+      <w:r>
+        <w:rPr w:rFonts="맑은 고딕">
+          <w:rFonts w:ascii="맑은 고딕" w:hAnsi="맑은 고딕" w:eastAsia="맑은 고딕"/>
+          <w:b w:val="0"/>
+          <w:color w:val="6B7280"/>
+          <w:sz w:val="21"/>
+        </w:rPr>
+        <w:t xml:space="preserve">· </w:t>
+      </w:r>
+      <w:r>
+        <w:rPr w:rFonts="맑은 고딕">
+          <w:rFonts w:ascii="맑은 고딕" w:hAnsi="맑은 고딕" w:eastAsia="맑은 고딕"/>
+          <w:b/>
+          <w:color w:val="1F2937"/>
+          <w:sz w:val="21"/>
+        </w:rPr>
+        <w:t xml:space="preserve">역사적 위치: </w:t>
+      </w:r>
+      <w:r>
+        <w:rPr w:rFonts="맑은 고딕">
+          <w:rFonts w:ascii="맑은 고딕" w:hAnsi="맑은 고딕" w:eastAsia="맑은 고딕"/>
+          <w:b w:val="0"/>
+          <w:sz w:val="21"/>
+        </w:rPr>
+        <w:t>1970년대 뉴욕 포크 앤 팝 사운드의 정점이자, 폴 사이먼이 듀오 시절의 성공을 넘어 독자적인 거목으로 완전히 자리매김했음을 선언한 역사적 기록물입니다. 단순한 히트곡 모음집을 넘어, 정교하게 다듬어진 편곡과 깊은 서정성을 지닌 곡들이 유기적으로 배열되어 한 장의 새로운 예술 작품으로서의 가치를 증명합니다.</w:t>
+      </w:r>
+    </w:p>
+    <w:p>
+      <w:pPr>
+        <w:spacing w:line="324" w:lineRule="auto" w:after="80"/>
+      </w:pPr>
+      <w:r>
+        <w:rPr w:rFonts="맑은 고딕">
+          <w:rFonts w:ascii="맑은 고딕" w:hAnsi="맑은 고딕" w:eastAsia="맑은 고딕"/>
+          <w:b w:val="0"/>
+          <w:color w:val="6B7280"/>
+          <w:sz w:val="21"/>
+        </w:rPr>
+        <w:t xml:space="preserve">· </w:t>
+      </w:r>
+      <w:r>
+        <w:rPr w:rFonts="맑은 고딕">
+          <w:rFonts w:ascii="맑은 고딕" w:hAnsi="맑은 고딕" w:eastAsia="맑은 고딕"/>
+          <w:b/>
+          <w:color w:val="1F2937"/>
+          <w:sz w:val="21"/>
+        </w:rPr>
+        <w:t xml:space="preserve">시대의 흔적(스토리텔링): </w:t>
+      </w:r>
+      <w:r>
+        <w:rPr w:rFonts="맑은 고딕">
+          <w:rFonts w:ascii="맑은 고딕" w:hAnsi="맑은 고딕" w:eastAsia="맑은 고딕"/>
+          <w:b w:val="0"/>
+          <w:sz w:val="21"/>
+        </w:rPr>
+        <w:t>거대한 사회적 이상주의가 저물고 개인의 내면과 쓸쓸한 일상이 부각되던 1970년대 후반의 시대적 공기를 투영하고 있습니다. 화려했던 청춘의 계절을 지나 중년의 문턱에서 삶의 회한과 고독을 마주했던 당대 청춘들에게, 그의 담담하면서도 위트 넘치는 노랫말은 늦은 밤을 달래주는 따뜻한 위로의 등불이었습니다.</w:t>
+      </w:r>
+    </w:p>
+    <w:p>
+      <w:pPr>
+        <w:spacing w:line="324" w:lineRule="auto" w:before="200" w:after="80"/>
+      </w:pPr>
+      <w:r>
+        <w:rPr w:rFonts="맑은 고딕">
+          <w:rFonts w:ascii="맑은 고딕" w:hAnsi="맑은 고딕" w:eastAsia="맑은 고딕"/>
+          <w:b/>
+          <w:color w:val="1E3A8A"/>
+          <w:sz w:val="24"/>
+        </w:rPr>
+        <w:t>4. 주요 수록곡 및 감상 제언</w:t>
+      </w:r>
+    </w:p>
+    <w:p>
+      <w:pPr>
+        <w:spacing w:line="324" w:lineRule="auto" w:after="80"/>
+      </w:pPr>
+      <w:r>
+        <w:rPr w:rFonts="맑은 고딕">
+          <w:rFonts w:ascii="맑은 고딕" w:hAnsi="맑은 고딕" w:eastAsia="맑은 고딕"/>
+          <w:b w:val="0"/>
+          <w:color w:val="6B7280"/>
+          <w:sz w:val="21"/>
+        </w:rPr>
+        <w:t xml:space="preserve">· </w:t>
+      </w:r>
+      <w:r>
+        <w:rPr w:rFonts="맑은 고딕">
+          <w:rFonts w:ascii="맑은 고딕" w:hAnsi="맑은 고딕" w:eastAsia="맑은 고딕"/>
+          <w:b/>
+          <w:color w:val="1F2937"/>
+          <w:sz w:val="21"/>
+        </w:rPr>
+        <w:t xml:space="preserve">주요 수록곡 특징: </w:t>
+      </w:r>
+      <w:r>
+        <w:rPr w:rFonts="맑은 고딕">
+          <w:rFonts w:ascii="맑은 고딕" w:hAnsi="맑은 고딕" w:eastAsia="맑은 고딕"/>
+          <w:b w:val="0"/>
+          <w:sz w:val="21"/>
+        </w:rPr>
+        <w:t>미끄러지듯 덧없이 흘러가는 인생을 관조적으로 노래한 신곡 'Slip Slidin' Away', 위트 있는 노랫말과 펑키한 드럼 비트가 조화를 이루는 '50 Ways to Leave Your Lover', 가스펠 콰이어와의 조화가 벅찬 감동을 안기는 'Loves Me Like a Rock', 쓸쓸한 색소폰 선율이 가슴을 적시는 'Still Crazy After All These Years' 등 전 곡이 시대를 관통하는 품격을 보여줍니다.</w:t>
+      </w:r>
+    </w:p>
+    <w:p>
+      <w:pPr>
+        <w:spacing w:line="324" w:lineRule="auto" w:after="80"/>
+      </w:pPr>
+      <w:r>
+        <w:rPr w:rFonts="맑은 고딕">
+          <w:rFonts w:ascii="맑은 고딕" w:hAnsi="맑은 고딕" w:eastAsia="맑은 고딕"/>
+          <w:b w:val="0"/>
+          <w:color w:val="6B7280"/>
+          <w:sz w:val="21"/>
+        </w:rPr>
+        <w:t xml:space="preserve">· </w:t>
+      </w:r>
+      <w:r>
+        <w:rPr w:rFonts="맑은 고딕">
+          <w:rFonts w:ascii="맑은 고딕" w:hAnsi="맑은 고딕" w:eastAsia="맑은 고딕"/>
+          <w:b/>
+          <w:color w:val="1F2937"/>
+          <w:sz w:val="21"/>
+        </w:rPr>
+        <w:t xml:space="preserve">빈티지 감상 제언: </w:t>
+      </w:r>
+      <w:r>
+        <w:rPr w:rFonts="맑은 고딕">
+          <w:rFonts w:ascii="맑은 고딕" w:hAnsi="맑은 고딕" w:eastAsia="맑은 고딕"/>
+          <w:b w:val="0"/>
+          <w:sz w:val="21"/>
+        </w:rPr>
+        <w:t>턴테이블 바늘이 소리골에 닿는 순간 피어오르는 정갈한 어쿠스틱 기타와 폴 사이먼 특유의 숨결은 아날로그 환경에서 가장 진솔하게 다가옵니다. 진공관 앰프의 온기 어린 배음을 통해 울려 퍼지는 중음역대의 따스함과 베이스의 자연스러운 탄력감은 디지털 음원에서는 결코 느낄 수 없는 깊은 공간감을 연출합니다.</w:t>
+      </w:r>
+    </w:p>
+    <w:p>
+      <w:pPr>
+        <w:spacing w:line="324" w:lineRule="auto" w:after="80"/>
+      </w:pPr>
+      <w:r>
+        <w:rPr w:rFonts="맑은 고딕">
+          <w:rFonts w:ascii="맑은 고딕" w:hAnsi="맑은 고딕" w:eastAsia="맑은 고딕"/>
+          <w:b w:val="0"/>
+          <w:color w:val="6B7280"/>
+          <w:sz w:val="21"/>
+        </w:rPr>
+        <w:t xml:space="preserve">· </w:t>
+      </w:r>
+      <w:r>
+        <w:rPr w:rFonts="맑은 고딕">
+          <w:rFonts w:ascii="맑은 고딕" w:hAnsi="맑은 고딕" w:eastAsia="맑은 고딕"/>
+          <w:b/>
+          <w:color w:val="1F2937"/>
+          <w:sz w:val="21"/>
+        </w:rPr>
+        <w:t xml:space="preserve">소장 가치: </w:t>
+      </w:r>
+      <w:r>
+        <w:rPr w:rFonts="맑은 고딕">
+          <w:rFonts w:ascii="맑은 고딕" w:hAnsi="맑은 고딕" w:eastAsia="맑은 고딕"/>
+          <w:b w:val="0"/>
+          <w:sz w:val="21"/>
+        </w:rPr>
+        <w:t>폴 사이먼의 눈부신 전성기 사운드를 가장 밀도 있게 감상할 수 있는 결정반이자, 70년대 아날로그 레코딩 기술의 우아함이 고스란히 담긴 음반입니다. LP 전성기 시절의 깊고 풍성한 사운드 밸런스를 즐기는 빈티지 오디오 애호가라면 반드시 소장해야 할 마스터피스입니다.</w:t>
+      </w:r>
+    </w:p>
+    <w:p>
+      <w:pPr>
+        <w:spacing w:line="324" w:lineRule="auto" w:after="120" w:before="160"/>
+      </w:pPr>
+      <w:r>
+        <w:rPr w:rFonts="맑은 고딕">
+          <w:rFonts w:ascii="맑은 고딕" w:hAnsi="맑은 고딕" w:eastAsia="맑은 고딕"/>
+          <w:b/>
+          <w:color w:val="4338CA"/>
+          <w:sz w:val="21"/>
+        </w:rPr>
+        <w:t>이 음반을 통해 아날로그 바늘 끝에서 피어나는 섬세한 시심(詩心)과 세월을 관통하는 거장의 음악이 전해주는 감동을 다시 한번 경험해 보시는 것은 어떨까요?</w:t>
       </w:r>
     </w:p>
     <w:sectPr>
       <w:pgSz w:w="12240" w:h="15840"/>
-      <w:pgMar w:top="1440" w:right="1440" w:bottom="1440" w:left="1440" w:header="720" w:footer="720" w:gutter="0"/>
+      <w:pgMar w:top="1152" w:right="1296" w:bottom="1152" w:left="1296" w:header="720" w:footer="720" w:gutter="0"/>
       <w:cols w:space="720"/>
       <w:docGrid w:linePitch="360"/>
     </w:sectPr>

--- a/word_reports/LP_0273_위치_207_Paul Simon_Greatest Hits,.docx
+++ b/word_reports/LP_0273_위치_207_Paul Simon_Greatest Hits,.docx
@@ -32,7 +32,7 @@
     </w:p>
     <w:p>
       <w:pPr>
-        <w:spacing w:line="324" w:lineRule="auto" w:before="80" w:after="160"/>
+        <w:spacing w:line="324" w:lineRule="auto" w:before="80" w:after="120"/>
       </w:pPr>
       <w:r>
         <w:rPr w:rFonts="맑은 고딕">
@@ -42,13 +42,6 @@
           <w:sz w:val="22"/>
         </w:rPr>
         <w:t xml:space="preserve">[음반 소개] </w:t>
-      </w:r>
-      <w:r>
-        <w:rPr w:rFonts="맑은 고딕">
-          <w:rFonts w:ascii="맑은 고딕" w:hAnsi="맑은 고딕" w:eastAsia="맑은 고딕"/>
-          <w:b w:val="0"/>
-          <w:sz w:val="21"/>
-        </w:rPr>
       </w:r>
     </w:p>
     <w:p>
@@ -61,7 +54,33 @@
           <w:b w:val="0"/>
           <w:sz w:val="21"/>
         </w:rPr>
-        <w:t>폴 사이먼의 솔로 커리어 황금기였던 1970년대를 아우르며 지적이고 서정적인 포크 록의 정수를 담아낸 기념비적인 컬렉션입니다. 사이먼 앤 가펑클의 거대한 그늘에서 벗어나 독자적인 음악적 영토를 구축한 그의 날카로운 통찰과 유려한 멜로디가 한 편의 시처럼 깃들어 있습니다. 일상의 고독과 삶의 번민을 담담한 시선으로 어루만지는 이 음반은, 시대를 초월하여 방황하는 현대인의 마음에 깊고 따스한 울림을 전합니다.</w:t>
+        <w:t>1970년, 전설적인 듀오 사이먼 앤 가펑클(Simon &amp; Garfunkel)의 해체는 대중음악계에 거대한 상실감을 안겼으나, 동시에 폴 사이먼이라는 위대한 음유시인이 온전한 홀로서기를 선언하는 서막이기도 했습니다. 1977년 컬럼비아 레코드를 통해 발표된 본작 &lt;Greatest Hits, Etc.&gt;는 그가 듀오의 찬란한 그늘에서 벗어나 독자적인 싱어송라이터로서 일구어낸 1970년대 솔로 전반기의 눈부신 음악적 금자탑을 조망하는 최초의 컴필레이션 음반입니다. 상업적 셈법에 의한 단순한 짜깁기 앨범이 아닌, 홀로 선 거장이 어떻게 팝 음악의 지평을 넓혀갔는가를 입증하는 하나의 거대한 예술적 파노라마입니다.</w:t>
+      </w:r>
+    </w:p>
+    <w:p>
+      <w:pPr>
+        <w:spacing w:line="324" w:lineRule="auto" w:after="120"/>
+      </w:pPr>
+      <w:r>
+        <w:rPr w:rFonts="맑은 고딕">
+          <w:rFonts w:ascii="맑은 고딕" w:hAnsi="맑은 고딕" w:eastAsia="맑은 고딕"/>
+          <w:b w:val="0"/>
+          <w:sz w:val="21"/>
+        </w:rPr>
+        <w:t>폴 사이먼은 이 시기 포크의 소박한 울타리를 넘어 레게, 재즈, 뉴올리언스 R&amp;B, 가스펠에 이르는 다채로운 장르의 토양을 자유로이 횡단했습니다. 그는 복잡다단한 뉴욕의 도시적 감수성을 음악적 텍스처로 치환하는 데 독보적인 천재성을 발휘했습니다. 본 음반은 자조적이면서도 번뜩이는 위트, 인간관계의 덧없음과 현대인의 고독을 꿰뚫어 보는 지적인 시선, 그리고 이를 감싸 안는 서정적인 멜로디의 정수를 오롯이 담아내고 있습니다. 세련된 화성학과 정교한 리듬 섹션 위에 얹힌 그의 나지막한 음성은 듣는 이의 심연을 정밀하게 어루만집니다.</w:t>
+      </w:r>
+    </w:p>
+    <w:p>
+      <w:pPr>
+        <w:spacing w:line="324" w:lineRule="auto" w:after="120"/>
+      </w:pPr>
+      <w:r>
+        <w:rPr w:rFonts="맑은 고딕">
+          <w:rFonts w:ascii="맑은 고딕" w:hAnsi="맑은 고딕" w:eastAsia="맑은 고딕"/>
+          <w:b w:val="0"/>
+          <w:sz w:val="21"/>
+        </w:rPr>
+        <w:t>특히 타이틀 뒤에 덧붙여진 'Etc.'라는 수사는 본작의 특별한 미학적 가치를 드러냅니다. 기존의 히트곡들에 더해 새롭게 수록된 신곡 'Slip Slidin' Away'는 다가서려 할수록 미끄러져 내리는 인생의 덧없음을 관조적인 시선으로 노래하며, 당대 청자들에게 깊은 철학적 울림을 선사했습니다. 반세기에 가까운 세월이 흐른 오늘날, 턴테이블 위에서 회전하는 본 LP의 그루브는 차가운 회색빛 도시 속에서도 온기를 잃지 않았던 1970년대 아날로그 팝의 황금기를 가장 우아하고 진솔하게 증언하고 있습니다.</w:t>
       </w:r>
     </w:p>
     <w:p>
@@ -168,7 +187,7 @@
           <w:b w:val="0"/>
           <w:sz w:val="21"/>
         </w:rPr>
-        <w:t>1977년 11월 컬럼비아 레코드(Columbia Records)를 통해 발매된 폴 사이먼의 첫 번째 공식 솔로 베스트 음반입니다. 1972년부터 1975년까지 발표했던 초기 명작들의 핵심 곡들과 더불어, 미발표 신곡이었던 걸작 'Slip Slidin' Away'와 'Stranded in a Limousine'을 함께 수록하여 컴필레이션 앨범 이상의 완결성을 구현했습니다.</w:t>
+        <w:t>1977년 11월 컬럼비아 레코드(Columbia Records)를 통해 발매된 폴 사이먼의 첫 공식 솔로 베스트 음반. 1972년 솔로 데뷔작부터 1975년의 걸작 &lt;Still Crazy After All These Years&gt;까지의 대표곡들과 미발표 신곡 2곡을 엄선하여 그의 전성기 궤적을 품격 있게 총괄한 작품입니다.</w:t>
       </w:r>
     </w:p>
     <w:p>
@@ -199,7 +218,7 @@
           <w:b w:val="0"/>
           <w:sz w:val="21"/>
         </w:rPr>
-        <w:t>발매 직후 미국 빌보드 200 차트 18위에 오르고 미국음반산업협회(RIAA) 플래티넘(100만 장 이상 판매) 인증을 획득했으며, 영국 앨범 차트에서도 3위를 기록하며 상업적으로 큰 성공을 거두었습니다. 특히 신곡 'Slip Slidin' Away'는 빌보드 핫 100 5위에 오르며 앨범의 인기를 뜨겁게 견인했습니다.</w:t>
+        <w:t>발매 직후 미국 빌보드 200 차트 18위, 영국 오피셜 앨범 차트 3위를 기록하며 상업적으로 큰 성공을 거두었으며, 미국음반산업협회(RIAA) 플래티넘(100만 장 이상 판매) 인증을 획득했습니다.</w:t>
       </w:r>
     </w:p>
     <w:p>
@@ -230,7 +249,7 @@
           <w:b w:val="0"/>
           <w:sz w:val="21"/>
         </w:rPr>
-        <w:t>수록곡들의 모태가 된 정규 앨범 《Still Crazy After All These Years》를 통해 그래미 어워드 '올해의 앨범(Album of the Year)'과 '최우수 남성 팝 보컬'을 수상하는 등, 당대 최고 권위의 찬사를 독차지했던 그의 음악적 전성기가 오롯이 집약되어 있습니다.</w:t>
+        <w:t>수록곡들의 모태가 된 솔로 정규 앨범들을 통해 그래미 어워드 '올해의 앨범상(Album of the Year)'과 '최우수 남성 팝 보컬 퍼포먼스상' 등을 수상하며 대중성과 예술성을 공히 공인받았던 거장의 황금기 역량이 온전히 응축되어 있습니다.</w:t>
       </w:r>
     </w:p>
     <w:p>
@@ -275,7 +294,7 @@
           <w:b w:val="0"/>
           <w:sz w:val="21"/>
         </w:rPr>
-        <w:t>미국</w:t>
+        <w:t>미국 (United States)</w:t>
       </w:r>
     </w:p>
     <w:p>
@@ -368,7 +387,7 @@
           <w:b w:val="0"/>
           <w:sz w:val="21"/>
         </w:rPr>
-        <w:t>폴 사이먼은 20세기 대중음악사에서 가장 지적인 음유시인이자 리듬과 화성의 경계를 자유로이 넘나든 위대한 거장입니다. 섬세한 포크 음악의 뼈대 위에 재즈, 가스펠, 월드뮤직의 요소를 감각적으로 직조하여 대중음악을 순수 문학의 반열로 끌어올린 독보적인 싱어송라이터입니다.</w:t>
+        <w:t>20세기 포크 록의 서정을 완성한 '사이먼 앤 가펑클'의 핵심 브레인이자, 솔로 전향 후 지적인 문학성과 정교한 음악적 어법으로 팝 미학의 정점을 보여준 싱어송라이터입니다. 로큰롤 명예의 전당에 솔로와 듀오로서 두 차례 헌액되었으며, 대중음악을 순수 예술의 경지로 끌어올린 시대의 거목입니다.</w:t>
       </w:r>
     </w:p>
     <w:p>
@@ -413,7 +432,7 @@
           <w:b w:val="0"/>
           <w:sz w:val="21"/>
         </w:rPr>
-        <w:t>1970년대 뉴욕 포크 앤 팝 사운드의 정점이자, 폴 사이먼이 듀오 시절의 성공을 넘어 독자적인 거목으로 완전히 자리매김했음을 선언한 역사적 기록물입니다. 단순한 히트곡 모음집을 넘어, 정교하게 다듬어진 편곡과 깊은 서정성을 지닌 곡들이 유기적으로 배열되어 한 장의 새로운 예술 작품으로서의 가치를 증명합니다.</w:t>
+        <w:t>사이먼 앤 가펑클의 해체라는 거대한 파고를 넘어 홀로서기에 완벽히 성공했음을 증명한 1970년대 솔로 음악 여정의 집대성입니다. 포크 록에 머무르지 않고 월드비트와 블랙뮤직의 요소를 세련되게 융합하여 훗날 &lt;Graceland&gt;로 이어지는 거대한 음악적 진화의 튼실한 가교 역할을 한 음반사적 의의를 지닙니다.</w:t>
       </w:r>
     </w:p>
     <w:p>
@@ -444,7 +463,7 @@
           <w:b w:val="0"/>
           <w:sz w:val="21"/>
         </w:rPr>
-        <w:t>거대한 사회적 이상주의가 저물고 개인의 내면과 쓸쓸한 일상이 부각되던 1970년대 후반의 시대적 공기를 투영하고 있습니다. 화려했던 청춘의 계절을 지나 중년의 문턱에서 삶의 회한과 고독을 마주했던 당대 청춘들에게, 그의 담담하면서도 위트 넘치는 노랫말은 늦은 밤을 달래주는 따뜻한 위로의 등불이었습니다.</w:t>
+        <w:t>베트남 전쟁의 종식과 워터게이트 사건 이후, 거대한 이상주의가 저물고 상실과 내면의 일상으로 침잠하던 1970년대 중후반의 정서적 공기가 짙게 배어 있습니다. 뉴욕 센트럴 파크의 늦가을 낙엽처럼 스산하면서도 정겨운 멜로디는 당대 청춘들의 방황과 지친 영혼을 조용히 다독여 주었던 시대의 자화상입니다.</w:t>
       </w:r>
     </w:p>
     <w:p>
@@ -489,7 +508,7 @@
           <w:b w:val="0"/>
           <w:sz w:val="21"/>
         </w:rPr>
-        <w:t>미끄러지듯 덧없이 흘러가는 인생을 관조적으로 노래한 신곡 'Slip Slidin' Away', 위트 있는 노랫말과 펑키한 드럼 비트가 조화를 이루는 '50 Ways to Leave Your Lover', 가스펠 콰이어와의 조화가 벅찬 감동을 안기는 'Loves Me Like a Rock', 쓸쓸한 색소폰 선율이 가슴을 적시는 'Still Crazy After All These Years' 등 전 곡이 시대를 관통하는 품격을 보여줍니다.</w:t>
+        <w:t>삶의 무상함을 잔잔한 포크 록 선율로 관조한 명곡 'Slip Slidin' Away', 스티브 개드의 전설적인 드럼 마칭 비트와 위트 넘치는 가사가 돋보이는 '50 Ways to Leave Your Lover', 가스펠 그룹 딕시 허밍버즈와 협연한 벅찬 환희의 'Loves Me Like a Rock', 도시적 우수를 극대화한 색소폰 솔로와 스트링이 일품인 'Still Crazy After All These Years' 등이 수록되어 있습니다.</w:t>
       </w:r>
     </w:p>
     <w:p>
@@ -520,7 +539,7 @@
           <w:b w:val="0"/>
           <w:sz w:val="21"/>
         </w:rPr>
-        <w:t>턴테이블 바늘이 소리골에 닿는 순간 피어오르는 정갈한 어쿠스틱 기타와 폴 사이먼 특유의 숨결은 아날로그 환경에서 가장 진솔하게 다가옵니다. 진공관 앰프의 온기 어린 배음을 통해 울려 퍼지는 중음역대의 따스함과 베이스의 자연스러운 탄력감은 디지털 음원에서는 결코 느낄 수 없는 깊은 공간감을 연출합니다.</w:t>
+        <w:t>70년대 아날로그 콘솔에서 마스터링된 LP 특유의 따스한 질감이 돋보입니다. 진공관 앰프를 통해 재생할 때, 어쿠스틱 기타 현의 찰현음과 펜더 로즈 일렉트릭 피아노의 투명한 타건음, 그리고 폴 사이먼의 숨소리까지 배어 나오는 보컬의 중역대가 무대 한가운데에 서 있는 듯한 자연스럽고 깊은 공간감을 연출합니다.</w:t>
       </w:r>
     </w:p>
     <w:p>
@@ -551,7 +570,7 @@
           <w:b w:val="0"/>
           <w:sz w:val="21"/>
         </w:rPr>
-        <w:t>폴 사이먼의 눈부신 전성기 사운드를 가장 밀도 있게 감상할 수 있는 결정반이자, 70년대 아날로그 레코딩 기술의 우아함이 고스란히 담긴 음반입니다. LP 전성기 시절의 깊고 풍성한 사운드 밸런스를 즐기는 빈티지 오디오 애호가라면 반드시 소장해야 할 마스터피스입니다.</w:t>
+        <w:t>폴 사이먼의 1970년대 찬란한 전성기 솔로 음원을 가장 뛰어난 오리지널 아날로그 사운드로 감상할 수 있는 필수 컬렉터스 아이템입니다. 명곡들의 정수만을 담아낸 높은 완결성과 특유의 모노톤 재킷 디자인은 LP 애호가의 수집 선반에서 단연 빛을 발합니다.</w:t>
       </w:r>
     </w:p>
     <w:p>
@@ -565,7 +584,7 @@
           <w:color w:val="4338CA"/>
           <w:sz w:val="21"/>
         </w:rPr>
-        <w:t>이 음반을 통해 아날로그 바늘 끝에서 피어나는 섬세한 시심(詩心)과 세월을 관통하는 거장의 음악이 전해주는 감동을 다시 한번 경험해 보시는 것은 어떨까요?</w:t>
+        <w:t>이 음반을 통해 세월이 흘러도 변치 않는 폴 사이먼의 시적 서정과 따스한 아날로그 선율이 전해주는 감동을 다시 한번 경험해 보시는 것은 어떨까요?</w:t>
       </w:r>
     </w:p>
     <w:sectPr>
